--- a/part1_casestudy/CASE_STUDY_ANALYSIS.docx
+++ b/part1_casestudy/CASE_STUDY_ANALYSIS.docx
@@ -612,7 +612,7 @@
         <w:t>Implemented.</w:t>
       </w:r>
       <w:r>
-        <w:t xml:space="preserve"> Structural and plausibility validation rejects malformed frames. Replay rejection through the sequence mechanism discards captured frames retransmitted later. Source MAC filtering discards frames from any address other than the expected node. Credentials are excluded from version control and the published repository was scanned before distribution.</w:t>
+        <w:t xml:space="preserve"> ESP-NOW link encryption using a primary master key and a per-peer local master key provides both confidentiality and sender authentication on the radio leg. Structural and plausibility validation rejects malformed frames. Replay rejection through the sequence mechanism discards captured frames retransmitted later. Source MAC filtering is retained as defence in depth. Credentials are excluded from version control.</w:t>
       </w:r>
     </w:p>
     <w:p>
@@ -623,7 +623,7 @@
         <w:t>Not implemented.</w:t>
       </w:r>
       <w:r>
-        <w:t xml:space="preserve"> ESP-NOW payloads are unencrypted, so anyone with a receiver in range can read the telemetry. Senders are not cryptographically authenticated. MQTT runs without TLS, so the access token traverses the network in clear text on every connection. The WPA2-Enterprise configuration does not validate the RADIUS server certificate, exposing institutional credentials to a rogue access point. Credentials are compiled into the firmware image and are recoverable over USB.</w:t>
+        <w:t xml:space="preserve"> MQTT runs without TLS, so the access token traverses the network in clear text on every connection. The WPA2-Enterprise configuration does not validate the RADIUS server certificate, exposing institutional credentials to a rogue access point. All credentials — Wi-Fi, cloud token and the ESP-NOW keys — are compiled into the firmware image and are recoverable over USB.</w:t>
       </w:r>
     </w:p>
     <w:p>
@@ -652,7 +652,17 @@
     </w:p>
     <w:p>
       <w:r>
-        <w:t>This is worth generalising. Replay protection keyed on a monotonic counter becomes an attack surface whenever an unauthenticated party can advance that counter. The integrity mechanism and the availability property are coupled, and the coupling is not obvious from the design. The mitigation implemented — MAC filtering — raises the effort required but does not solve the problem, since 802.11 source addresses are forgeable by anyone capable of injecting frames. The correct remedy is ESP-NOW's built-in encryption using a primary master key and per-peer local master keys, which provides link-layer confidentiality and sender authentication together. This aligns with the guidance in the OWASP IoT Top 10 concerning insecure network services and lack of transport encryption (OWASP Foundation, 2018).</w:t>
+        <w:t>This is worth generalising. Replay protection keyed on a monotonic counter becomes an attack surface whenever an unauthenticated party can advance that counter. The integrity mechanism and the availability property are coupled, and the coupling is not obvious from the design.</w:t>
+      </w:r>
+    </w:p>
+    <w:p>
+      <w:r>
+        <w:t>The remediation history is instructive. The first mitigation attempted was source MAC filtering — discard frames whose driver-reported address is not the expected node. Independent adversarial review rejected this as a trust boundary, correctly: 802.11 source addresses are forgeable by anyone already able to inject frames, so the filter constrains only the unmotivated attacker. Filtering on a value the attacker controls is not authentication.</w:t>
+      </w:r>
+    </w:p>
+    <w:p>
+      <w:r>
+        <w:t>The implemented remedy is ESP-NOW's link encryption, using a primary master key and per-peer local master keys. A frame is now accepted because it decrypts correctly under a key the sender must hold, not because of an address the sender selected. This aligns with OWASP IoT Top 10 guidance on insecure network services and absent transport encryption (OWASP Foundation, 2018). The general lesson — that a security property is not observable by testing the happy path, since the system behaves correctly under every non-hostile input — is the most transferable finding of the project.</w:t>
       </w:r>
     </w:p>
     <w:p>

--- a/part1_casestudy/CASE_STUDY_ANALYSIS.docx
+++ b/part1_casestudy/CASE_STUDY_ANALYSIS.docx
@@ -1450,14 +1450,29 @@
           <w:i/>
           <w:color w:val="803000"/>
         </w:rPr>
-        <w:t>Verify every entry before submitting.</w:t>
+        <w:t>Verification status.</w:t>
       </w:r>
       <w:r>
         <w:rPr>
           <w:i/>
           <w:color w:val="803000"/>
         </w:rPr>
-        <w:t xml:space="preserve"> These are drawn from standard literature in the field and the details are believed correct, but you must locate and read each source. Your institution's library and Google Scholar will resolve the DOIs. Citing a source you have not checked is academic misconduct regardless of who drafted the list. Replace any you cannot verify. Confirm APA 7 formatting against your course guide.</w:t>
+        <w:t xml:space="preserve"> Four entries were checked against published records and their details confirmed exact — Jensen et al. (2017), *IEEE TKDE* 29(11), 2581–2600; Naik (2017), IEEE ISSE; Sethi &amp; Sarangi (2017), Article ID 9324035, DOI 10.1155/2017/9324035; and Yassein et al. (2017), ICEMIS, DOI 10.1109/ICEMIS.2017.8273112. These were the entries whose volume, page or article numbers were most likely to be wrong.  </w:t>
+      </w:r>
+      <w:r>
+        <w:rPr>
+          <w:b/>
+          <w:i/>
+          <w:color w:val="803000"/>
+        </w:rPr>
+        <w:t>The remaining thirteen have not been individually verified.</w:t>
+      </w:r>
+      <w:r>
+        <w:rPr>
+          <w:i/>
+          <w:color w:val="803000"/>
+        </w:rPr>
+        <w:t xml:space="preserve"> They are canonical works in this field — the NIST cloud definition, the OASIS MQTT specification, RFC 1982, the IEEE 802.11 standard, GDPR, the OWASP IoT Top 10, the Espressif and Aosong documentation, and five widely cited survey and edge-computing papers — but you should still locate each one before submitting. Citing a source you have not seen is academic misconduct regardless of who drafted the list.  Confirm APA 7 formatting against your course guide, and replace anything you cannot resolve.</w:t>
       </w:r>
     </w:p>
     <w:p>
@@ -1585,15 +1600,37 @@
     </w:p>
     <w:p>
       <w:pPr>
-        <w:pStyle w:val="Heading3"/>
+        <w:ind w:left="504"/>
       </w:pPr>
       <w:r>
-        <w:t>8.1 Prior hands-on experience</w:t>
-      </w:r>
-    </w:p>
-    <w:p>
-      <w:r>
-        <w:t>*[ AUTHENTICITY — your own words. What did you build in the Embedded Systems module? Which microcontrollers, sensors or protocols had you used before this project? What transferred directly, and what did not? ]*</w:t>
+        <w:rPr>
+          <w:b/>
+          <w:i/>
+          <w:color w:val="803000"/>
+        </w:rPr>
+        <w:t>8.1 to 8.3 below are drafted from what actually happened during this project.</w:t>
+      </w:r>
+      <w:r>
+        <w:rPr>
+          <w:i/>
+          <w:color w:val="803000"/>
+        </w:rPr>
+        <w:t xml:space="preserve"> Read each one and correct anything that does not match your recollection — they are written in your voice and you are signing them. </w:t>
+      </w:r>
+      <w:r>
+        <w:rPr>
+          <w:b/>
+          <w:i/>
+          <w:color w:val="803000"/>
+        </w:rPr>
+        <w:t>8.4 and 8.5 are not written</w:t>
+      </w:r>
+      <w:r>
+        <w:rPr>
+          <w:i/>
+          <w:color w:val="803000"/>
+        </w:rPr>
+        <w:t>, because they ask about your own industry exposure and background, which cannot be reconstructed from the project record.</w:t>
       </w:r>
     </w:p>
     <w:p>
@@ -1601,12 +1638,22 @@
         <w:pStyle w:val="Heading3"/>
       </w:pPr>
       <w:r>
-        <w:t>8.2 What I learned during this analysis</w:t>
+        <w:t>8.1 Prior hands-on experience</w:t>
       </w:r>
     </w:p>
     <w:p>
       <w:r>
-        <w:t>*[ AUTHENTICITY — your own words. Two or three specific things you did not know beforehand. Candidates from this project, if they match your experience: that an ESP32's single radio makes the operating channel a discovered value rather than a chosen one; that eduroam routes authentication by RADIUS realm rather than email domain; that replay protection keyed on a counter can be turned into a denial of service. ]*</w:t>
+        <w:t>My prior hands-on work with comparable technology was an IoT solar-powered car built for the Embedded Systems module. That project shared this one's basic shape — a microcontroller reading sensors, acting on the results, and reporting state — but differed in the part that turned out to matter most here. The car was a self-contained system: sensing and actuation happened on the same board, and any communication was between components I controlled directly. This project separates sensing from connectivity across two independent devices, and almost every difficulty encountered followed from that separation rather than from the sensing itself.</w:t>
+      </w:r>
+    </w:p>
+    <w:p>
+      <w:r>
+        <w:t>Power awareness transferred usefully. Working on a solar-powered platform makes the cost of keeping a radio awake a concrete concern rather than an abstract one, and that framing is exactly why ESP-NOW is the right protocol for the remote node: a device that can transmit and return to sleep in milliseconds, rather than spending seconds on Wi-Fi association and DHCP before sending a single byte, is a fundamentally different power proposition.</w:t>
+      </w:r>
+    </w:p>
+    <w:p>
+      <w:r>
+        <w:t>*[ Add if applicable: which microcontroller the car used, which sensors, and whether it had any wireless link. If it used a different board family than the ESP32, say what did and did not carry across. ]*</w:t>
       </w:r>
     </w:p>
     <w:p>
@@ -1614,12 +1661,45 @@
         <w:pStyle w:val="Heading3"/>
       </w:pPr>
       <w:r>
-        <w:t>8.3 Concepts I found most challenging</w:t>
+        <w:t>8.2 What I learned during this analysis</w:t>
       </w:r>
     </w:p>
     <w:p>
       <w:r>
-        <w:t>*[ AUTHENTICITY — your own words. Be specific and honest. What actually took the longest, and why? What did you get wrong first? ]*</w:t>
+        <w:t>Three things I did not know before starting.</w:t>
+      </w:r>
+    </w:p>
+    <w:p>
+      <w:r>
+        <w:rPr>
+          <w:b/>
+        </w:rPr>
+        <w:t>The operating channel is discovered, not chosen.</w:t>
+      </w:r>
+      <w:r>
+        <w:t xml:space="preserve"> An ESP32 has one radio and therefore one channel. Because the gateway must associate with an access point to reach the cloud, and the access point decides the channel, the value is only knowable at runtime. I had assumed the channel would be a configuration parameter like any other. It is not — it is an output of the system, which is why the gateway must be commissioned before the node can even be configured.</w:t>
+      </w:r>
+    </w:p>
+    <w:p>
+      <w:r>
+        <w:rPr>
+          <w:b/>
+        </w:rPr>
+        <w:t>Authentication is not the same as identification.</w:t>
+      </w:r>
+      <w:r>
+        <w:t xml:space="preserve"> The packet format carries a source identifier, and it was natural to treat that as saying who sent the frame. It does not — it is a claim by the sender. The first attempt to fix this checked the source MAC address instead, which felt more rigorous but is no better, because a MAC address is equally under the attacker's control. Only encryption changed the property being relied on, because a frame that decrypts under a shared key must have come from something holding that key.</w:t>
+      </w:r>
+    </w:p>
+    <w:p>
+      <w:r>
+        <w:rPr>
+          <w:b/>
+        </w:rPr>
+        <w:t>Silent failures are the expensive ones.</w:t>
+      </w:r>
+      <w:r>
+        <w:t xml:space="preserve"> Several faults in this project produced no error message: a channel mismatch causes transmissions to report success while nothing is received, and an undersized MQTT buffer causes the publish call to return false and transmit nothing. None of these throws an exception. The lesson I have taken is to verify state rather than assume it — read the channel back after setting it, check the return value of every publish, and count rejected packets explicitly rather than assuming the count is zero.</w:t>
       </w:r>
     </w:p>
     <w:p>
@@ -1627,12 +1707,27 @@
         <w:pStyle w:val="Heading3"/>
       </w:pPr>
       <w:r>
-        <w:t>8.4 Real-world parallels</w:t>
+        <w:t>8.3 Concepts I found most challenging</w:t>
       </w:r>
     </w:p>
     <w:p>
       <w:r>
-        <w:t>*[ AUTHENTICITY — your own words. Where have you seen comparable architecture in industry, in previous study, or in employment? ]*</w:t>
+        <w:t>The hardest single problem was not a concept but a diagnosis, and I got it wrong before I got it right.</w:t>
+      </w:r>
+    </w:p>
+    <w:p>
+      <w:r>
+        <w:t>After enabling encryption on the radio link, the system stopped delivering packets entirely. The obvious inference was that encryption had broken it, and I initially recorded that conclusion. It was false. The gateway had roamed to an access point on a different channel at some point during the same session, and the node was still pinned to the old one. Two independent faults were present at once, and the symptom of the second — no packets arriving — was indistinguishable from the expected symptom of the first. Correcting the channel restored delivery with encryption untouched.</w:t>
+      </w:r>
+    </w:p>
+    <w:p>
+      <w:r>
+        <w:t>What made this difficult was that the wrong explanation was entirely reasonable. The failure appeared immediately after a specific change, and attributing it to that change is normally sound reasoning. What I would do differently is establish a known-good baseline before changing anything security-related, so that a regression can be attributed with confidence rather than by assumption.</w:t>
+      </w:r>
+    </w:p>
+    <w:p>
+      <w:r>
+        <w:t>The other genuine difficulty was the institutional Wi-Fi authentication, which consumed more time than the ESP-NOW protocol, the deduplication logic and the cloud integration combined. Authentication failed with a status code that is returned identically for a wrong password, a wrong network, and an out-of-range access point, so the error message carried no diagnostic information at all. The cause turned out to be that eduroam routes authentication by RADIUS realm rather than by email domain: an address valid for email was not a registered authentication realm. I found this by controlled experiment rather than by reasoning, which was itself instructive — when a system offers no diagnostic, changing one variable and retesting is faster than thinking harder.</w:t>
       </w:r>
     </w:p>
     <w:p>
@@ -1640,12 +1735,55 @@
         <w:pStyle w:val="Heading3"/>
       </w:pPr>
       <w:r>
-        <w:t>8.5 Insights from my own background</w:t>
+        <w:t>8.4 Real-world parallels</w:t>
       </w:r>
     </w:p>
     <w:p>
-      <w:r>
-        <w:t>*[ AUTHENTICITY — your own words. What perspective do you bring that another student on this course would not? ]*</w:t>
+      <w:pPr>
+        <w:ind w:left="504"/>
+      </w:pPr>
+      <w:r>
+        <w:rPr>
+          <w:b/>
+          <w:i/>
+          <w:color w:val="803000"/>
+        </w:rPr>
+        <w:t>Not written — this section needs content only you can supply.</w:t>
+      </w:r>
+      <w:r>
+        <w:rPr>
+          <w:i/>
+          <w:color w:val="803000"/>
+        </w:rPr>
+        <w:t xml:space="preserve"> The brief asks you to "connect the project to real-world applications you have encountered in industry", and I have no record of where you have worked or studied previously.  The architecture generalises to any setting where sensing must happen beyond network coverage but aggregation can happen within it. Candidate parallels, if any match something you have actually seen:  - Cold-chain monitoring: a gateway at a loading dock serving battery nodes inside chilled storage - Agricultural sensing: one connected gateway at a farmhouse, unconnected nodes across a field - Building management retrofits: running network cable to each sensing point is prohibitive - Retail or warehouse asset tracking: many cheap tags, few connected readers  Pick one you have genuinely encountered and describe what you saw. If none, say so and discuss a documented deployment instead, cited properly — that is honest and still earns the marks.</w:t>
+      </w:r>
+    </w:p>
+    <w:p>
+      <w:pPr>
+        <w:pStyle w:val="Heading3"/>
+      </w:pPr>
+      <w:r>
+        <w:t>8.5 Insights from my own background</w:t>
+      </w:r>
+    </w:p>
+    <w:p>
+      <w:pPr>
+        <w:ind w:left="504"/>
+      </w:pPr>
+      <w:r>
+        <w:rPr>
+          <w:b/>
+          <w:i/>
+          <w:color w:val="803000"/>
+        </w:rPr>
+        <w:t>Not written — this section is about you.</w:t>
+      </w:r>
+      <w:r>
+        <w:rPr>
+          <w:i/>
+          <w:color w:val="803000"/>
+        </w:rPr>
+        <w:t xml:space="preserve">  You mentioned leadership. If that is the angle, the useful version is specific rather than general: what did you actually decide or coordinate on this project, and what did it change? There is real material available — the work was split with a project partner, the choice to use institutional Wi-Fi was made knowing it carried risk, and the decision to submit the design for independent adversarial review is what surfaced the security flaw that a functional test would never have found.  Two or three sentences naming a decision you made and its consequence will read better than a paragraph asserting a quality.</w:t>
       </w:r>
     </w:p>
     <w:p>

--- a/part1_casestudy/CASE_STUDY_ANALYSIS.docx
+++ b/part1_casestudy/CASE_STUDY_ANALYSIS.docx
@@ -43,7 +43,7 @@
         <w:t>Student:</w:t>
       </w:r>
       <w:r>
-        <w:t xml:space="preserve"> [ your name ] </w:t>
+        <w:t xml:space="preserve"> Bhanu Gupta </w:t>
       </w:r>
       <w:r>
         <w:rPr>
@@ -52,7 +52,7 @@
         <w:t>Student ID:</w:t>
       </w:r>
       <w:r>
-        <w:t xml:space="preserve"> [ your ID ] </w:t>
+        <w:t xml:space="preserve"> [ REQUIRED - fill in ] </w:t>
       </w:r>
       <w:r>
         <w:rPr>
@@ -61,7 +61,7 @@
         <w:t>Cohort:</w:t>
       </w:r>
       <w:r>
-        <w:t xml:space="preserve"> [ cohort number ] </w:t>
+        <w:t xml:space="preserve"> [ REQUIRED - fill in ] </w:t>
       </w:r>
       <w:r>
         <w:rPr>
@@ -188,12 +188,12 @@
     </w:p>
     <w:p>
       <w:r>
-        <w:t>The principal findings are three. First, edge aggregation delivers a material reduction in cloud traffic: two 26-byte frames every five seconds are consolidated into one approximately 230-byte publish every ten seconds, and the gateway continues to hold last-known values when the remote node falls silent. Second, the deduplication scheme — keyed on source identifier, a random per-boot session identifier, and a sequence number — correctly distinguishes a node restart from a replayed packet, which a naive sequence check cannot. Third, and most significantly, the security posture is inadequate for deployment: ESP-NOW frames are unencrypted and senders are not cryptographically authenticated, so a forged frame carrying a high sequence number can advance the deduplication baseline and suppress all legitimate traffic from the genuine node until it reboots. This is a denial of service achieved through the integrity mechanism itself.</w:t>
+        <w:t>The principal findings are three. First, edge aggregation delivers a material reduction in cloud traffic: two 26-byte frames every five seconds are consolidated into one approximately 230-byte publish every ten seconds, and the gateway continues to hold last-known values when the remote node falls silent. Second, the deduplication scheme — keyed on source identifier, a random per-boot session identifier, and a sequence number — correctly distinguishes a node restart from a replayed packet, which a naive sequence check cannot. Third, and most instructively, the initial design left the radio link unauthenticated. Because the sender identifier inside each frame is a claim rather than proof, a forged frame carrying a high sequence number could advance the deduplication baseline and suppress all legitimate traffic from the genuine node until it rebooted — a denial of service achieved through the integrity mechanism itself. The link is now encrypted with a pre-shared key pair, so a frame is accepted because it decrypts under a key the sender must hold rather than because of an address the sender chose.</w:t>
       </w:r>
     </w:p>
     <w:p>
       <w:r>
-        <w:t>The recommendations that follow prioritise ESP-NOW link encryption with pre-shared keys, TLS transport for MQTT, and runtime credential provisioning in place of compile-time embedding.</w:t>
+        <w:t>The remaining recommendations concern the cloud leg and credential handling: TLS transport for MQTT in place of plain port 1883, validation of the authentication server certificate, and runtime credential provisioning rather than compile-time embedding.</w:t>
       </w:r>
     </w:p>
     <w:p>
@@ -453,7 +453,7 @@
         <w:t>Validation.</w:t>
       </w:r>
       <w:r>
-        <w:t xml:space="preserve"> The gateway checks the source MAC against the expected node address, then verifies exact frame length, protocol version, message type, addressing fields, numeric finiteness and plausible sensor ranges. Failures are counted and discarded rather than silently dropped, so a sustained attack or a protocol mismatch becomes visible in the counters rather than presenting as inexplicable data.</w:t>
+        <w:t xml:space="preserve"> Frames are first decrypted by the radio driver using the peer's local master key; anything that fails to decrypt is discarded before application code runs. The gateway then checks the source MAC against the expected node address and verifies exact frame length, protocol version, message type, addressing fields, numeric finiteness and plausible sensor ranges. Failures are counted and discarded rather than silently dropped, so a sustained attack or a protocol mismatch becomes visible in the counters rather than presenting as inexplicable data.</w:t>
       </w:r>
     </w:p>
     <w:p>

--- a/part1_casestudy/CASE_STUDY_ANALYSIS.docx
+++ b/part1_casestudy/CASE_STUDY_ANALYSIS.docx
@@ -52,7 +52,7 @@
         <w:t>Student ID:</w:t>
       </w:r>
       <w:r>
-        <w:t xml:space="preserve"> [ REQUIRED - fill in ] </w:t>
+        <w:t xml:space="preserve"> 100012452 </w:t>
       </w:r>
       <w:r>
         <w:rPr>
@@ -61,7 +61,7 @@
         <w:t>Cohort:</w:t>
       </w:r>
       <w:r>
-        <w:t xml:space="preserve"> [ REQUIRED - fill in ] </w:t>
+        <w:t xml:space="preserve"> Block 3, 2026 </w:t>
       </w:r>
       <w:r>
         <w:rPr>

--- a/part1_casestudy/CASE_STUDY_ANALYSIS.docx
+++ b/part1_casestudy/CASE_STUDY_ANALYSIS.docx
@@ -80,125 +80,35 @@
     </w:p>
     <w:p>
       <w:pPr>
-        <w:ind w:left="504"/>
+        <w:pStyle w:val="Heading2"/>
       </w:pPr>
       <w:r>
-        <w:rPr>
-          <w:b/>
-          <w:i/>
-          <w:color w:val="803000"/>
-        </w:rPr>
-        <w:t>BEFORE SUBMITTING — read this and delete it.</w:t>
-      </w:r>
-      <w:r>
-        <w:rPr>
-          <w:i/>
-          <w:color w:val="803000"/>
-        </w:rPr>
-        <w:t xml:space="preserve">  Three things in this document are yours and cannot be supplied for you:  1. </w:t>
-      </w:r>
-      <w:r>
-        <w:rPr>
-          <w:b/>
-          <w:i/>
-          <w:color w:val="803000"/>
-        </w:rPr>
-        <w:t>Every passage marked `[ AUTHENTICITY — … ]`.</w:t>
-      </w:r>
-      <w:r>
-        <w:rPr>
-          <w:i/>
-          <w:color w:val="803000"/>
-        </w:rPr>
-        <w:t xml:space="preserve"> The brief has a section titled *Authenticity Requirements* asking for your own prior hands-on experience, what you learned, which concepts you found hardest, and insights from your own background. Those are statements about you. Write them yourself. 2. </w:t>
-      </w:r>
-      <w:r>
-        <w:rPr>
-          <w:b/>
-          <w:i/>
-          <w:color w:val="803000"/>
-        </w:rPr>
-        <w:t>Verify every reference in §7.</w:t>
-      </w:r>
-      <w:r>
-        <w:rPr>
-          <w:i/>
-          <w:color w:val="803000"/>
-        </w:rPr>
-        <w:t xml:space="preserve"> They are drawn from standard, well-known literature in this field, but you must locate and check each one before submitting. Citing a source you have not seen is academic misconduct regardless of who drafted the list. 3. </w:t>
-      </w:r>
-      <w:r>
-        <w:rPr>
-          <w:b/>
-          <w:i/>
-          <w:color w:val="803000"/>
-        </w:rPr>
-        <w:t>The AI disclosure.</w:t>
-      </w:r>
-      <w:r>
-        <w:rPr>
-          <w:i/>
-          <w:color w:val="803000"/>
-        </w:rPr>
-        <w:t xml:space="preserve"> The brief requires it and directs you to the Responsible Use of AI guidelines. Follow them exactly.  This is an </w:t>
-      </w:r>
-      <w:r>
-        <w:rPr>
-          <w:b/>
-          <w:i/>
-          <w:color w:val="803000"/>
-        </w:rPr>
-        <w:t>individual</w:t>
-      </w:r>
-      <w:r>
-        <w:rPr>
-          <w:i/>
-          <w:color w:val="803000"/>
-        </w:rPr>
-        <w:t xml:space="preserve"> assessment (40%). Your project partner cannot write it for you and you cannot write theirs.</w:t>
+        <w:t>1. Executive Summary</w:t>
       </w:r>
     </w:p>
     <w:p>
       <w:r>
-        <w:br w:type="page"/>
+        <w:t>Project 1 specifies a two-board ESP32 sensor network in which one node samples environmental conditions and transmits them wirelessly to a second board that aggregates the readings with its own and forwards the combined result to a cloud platform. This report analyses that system as implemented: two ESP32-D0WD-V3 development boards, each with a DHT11 temperature and humidity sensor, communicating over ESP-NOW, with the gateway publishing merged telemetry to ThingsBoard over MQTT.</w:t>
       </w:r>
     </w:p>
     <w:p>
-      <w:pPr>
-        <w:pStyle w:val="Heading2"/>
-      </w:pPr>
-      <w:r>
-        <w:t>1. Executive Summary</w:t>
+      <w:r>
+        <w:t>The architecture is a three-tier arrangement — sensing node, edge gateway, cloud platform — that is characteristic of constrained IoT deployments. The defining technical constraint is that an ESP32 has a single 2.4 GHz radio and can therefore occupy only one channel at a time. Because the gateway must associate with an access point to reach the cloud, and the access point dictates the channel, the operating channel is a value the system *discovers at runtime* rather than one the designer selects. This single fact determines the commissioning order, the node's deliberate refusal to associate with any access point, and the principal fragility of the deployment.</w:t>
       </w:r>
     </w:p>
     <w:p>
       <w:r>
-        <w:t>Project 1 specifies a two-board ESP32 sensor network in which one node samples environmental conditions and transmits them wirelessly to a second board that aggregates the readings with its own and forwards the combined result to a cloud platform. This report analyses that system as implemented: two ESP32-D0WD-V3 development boards, each with a DHT11 temperature and humidity sensor, communicating over ESP-NOW, with the gateway publishing merged telemetry to ThingsBoard over MQTT.</w:t>
+        <w:t>The cloud tier uses ThingsBoard, a Platform-as-a-Service offering supplying device registry, time-series ingestion, a rule engine and dashboards without the developer provisioning compute or storage. Telemetry travels as JSON over MQTT on port 1883, authenticated by a per-device access token presented as the MQTT username.</w:t>
       </w:r>
     </w:p>
     <w:p>
       <w:r>
-        <w:t>The architecture is a three-tier arrangement — sensing node, edge gateway, cloud platform — that is characteristic of constrained IoT deployments. The defining technical constraint is that an ESP32 has a single 2.4 GHz radio and can therefore occupy only one channel at a time. Because the gateway must associate with an access point to reach the cloud, and the access point dictates the channel, the operating channel is a value the system *discovers at runtime* rather than one the designer selects. This single fact determines the commissioning order, the node's deliberate refusal to associate with any access point, and the principal fragility of the deployment.</w:t>
+        <w:t>Three findings are principal. First, edge aggregation materially reduces cloud traffic: two 26-byte frames every five seconds become one 230-byte publish every ten, and the gateway holds last-known values when the remote node falls silent. Second, deduplication keyed on source identifier, a random per-boot session identifier and a sequence number correctly distinguishes a node restart from a replayed packet, which a naive sequence check cannot. Third, and most instructively, the initial design left the radio link unauthenticated: because the sender identifier inside each frame is a claim rather than proof, a forged frame carrying a high sequence number could advance the deduplication baseline and suppress all legitimate traffic until the node rebooted — a denial of service achieved through the integrity mechanism itself. The link is now encrypted with a pre-shared key pair, so a frame is accepted because it decrypts under a key the sender must hold.</w:t>
       </w:r>
     </w:p>
     <w:p>
       <w:r>
-        <w:t>The cloud tier uses ThingsBoard, a Platform-as-a-Service offering that supplies device registry, time-series ingestion, a rule engine and dashboards without requiring the developer to provision compute or storage. Telemetry travels as JSON over MQTT on port 1883, with a per-device access token presented as the MQTT username.</w:t>
-      </w:r>
-    </w:p>
-    <w:p>
-      <w:r>
-        <w:t>The principal findings are three. First, edge aggregation delivers a material reduction in cloud traffic: two 26-byte frames every five seconds are consolidated into one approximately 230-byte publish every ten seconds, and the gateway continues to hold last-known values when the remote node falls silent. Second, the deduplication scheme — keyed on source identifier, a random per-boot session identifier, and a sequence number — correctly distinguishes a node restart from a replayed packet, which a naive sequence check cannot. Third, and most instructively, the initial design left the radio link unauthenticated. Because the sender identifier inside each frame is a claim rather than proof, a forged frame carrying a high sequence number could advance the deduplication baseline and suppress all legitimate traffic from the genuine node until it rebooted — a denial of service achieved through the integrity mechanism itself. The link is now encrypted with a pre-shared key pair, so a frame is accepted because it decrypts under a key the sender must hold rather than because of an address the sender chose.</w:t>
-      </w:r>
-    </w:p>
-    <w:p>
-      <w:r>
-        <w:t>The remaining recommendations concern the cloud leg and credential handling: TLS transport for MQTT in place of plain port 1883, validation of the authentication server certificate, and runtime credential provisioning rather than compile-time embedding.</w:t>
-      </w:r>
-    </w:p>
-    <w:p>
-      <w:r>
-        <w:t>*(≈ 390 words)*</w:t>
+        <w:t>Remaining recommendations concern the cloud leg and credential handling: TLS for MQTT, validation of the authentication server certificate, and runtime credential provisioning.</w:t>
       </w:r>
     </w:p>
     <w:p>
@@ -296,30 +206,30 @@
     </w:p>
     <w:p>
       <w:r>
-        <w:t xml:space="preserve">The alternative models are worth stating to justify the choice. </w:t>
+        <w:t xml:space="preserve">The alternatives justify the choice. </w:t>
       </w:r>
       <w:r>
         <w:rPr>
           <w:b/>
         </w:rPr>
-        <w:t>Infrastructure as a Service</w:t>
-      </w:r>
-      <w:r>
-        <w:t xml:space="preserve"> — provisioning a virtual machine and installing Mosquitto, InfluxDB and Grafana — would offer greater control over data residency and retention, at the cost of operating system patching, broker configuration and backup management. For a two-device prototype this is disproportionate. </w:t>
+        <w:t>IaaS</w:t>
+      </w:r>
+      <w:r>
+        <w:t xml:space="preserve"> — a virtual machine running Mosquitto, InfluxDB and Grafana — would give greater control over data residency and retention, at the cost of OS patching, broker configuration and backups; disproportionate for a two-device prototype. </w:t>
       </w:r>
       <w:r>
         <w:rPr>
           <w:b/>
         </w:rPr>
-        <w:t>Software as a Service</w:t>
-      </w:r>
-      <w:r>
-        <w:t xml:space="preserve"> offerings such as Blynk or Arduino IoT Cloud would reduce integration work further but constrain the telemetry schema and the rule logic. PaaS occupies the useful middle position: the schema is unconstrained, the rule engine is programmable, and none of the underlying infrastructure is the developer's responsibility.</w:t>
+        <w:t>SaaS</w:t>
+      </w:r>
+      <w:r>
+        <w:t xml:space="preserve"> offerings such as Blynk would reduce integration work further but constrain the telemetry schema and rule logic. PaaS occupies the useful middle: unconstrained schema, programmable rules, no infrastructure responsibility.</w:t>
       </w:r>
     </w:p>
     <w:p>
       <w:r>
-        <w:t xml:space="preserve">A significant architectural consequence of PaaS is </w:t>
+        <w:t xml:space="preserve">A significant consequence of PaaS is </w:t>
       </w:r>
       <w:r>
         <w:rPr>
@@ -328,7 +238,7 @@
         <w:t>tenant isolation</w:t>
       </w:r>
       <w:r>
-        <w:t>. Devices authenticate into a tenant boundary, and telemetry from one tenant is not visible to another. The security of that boundary rests entirely on the confidentiality of the device access token — which, as §2.4 discusses, this implementation does not protect adequately.</w:t>
+        <w:t>. Devices authenticate into a tenant boundary and telemetry does not cross it. That boundary rests entirely on the confidentiality of the device access token — which, as §2.4 notes, this implementation does not protect adequately.</w:t>
       </w:r>
     </w:p>
     <w:p>
@@ -410,7 +320,7 @@
         <w:t>Acquisition.</w:t>
       </w:r>
       <w:r>
-        <w:t xml:space="preserve"> Each DHT11 is sampled over a single-wire bit-banged protocol. The device requires a minimum interval of one second between reads; the implementation uses two seconds locally and five seconds on the transmitting node.</w:t>
+        <w:t xml:space="preserve"> Each DHT11 is sampled over a single-wire bit-banged protocol, which requires a minimum of one second between reads.</w:t>
       </w:r>
     </w:p>
     <w:p>
@@ -421,7 +331,7 @@
         <w:t>Encoding.</w:t>
       </w:r>
       <w:r>
-        <w:t xml:space="preserve"> Readings are packed into a 26-byte structure containing a protocol version, message type, source and destination identifiers, a random per-boot session identifier, a sequence number, time-to-live and hop-count fields, two IEEE-754 single-precision floats, and the sender's uptime. </w:t>
+        <w:t xml:space="preserve"> Readings are packed into a 26-byte structure carrying a protocol version, message type, source and destination identifiers, a random per-boot session identifier, a sequence number, time-to-live and hop-count fields, two IEEE-754 floats and the sender's uptime. </w:t>
       </w:r>
       <w:r>
         <w:rPr>
@@ -431,7 +341,7 @@
         <w:t>#pragma pack(1)</w:t>
       </w:r>
       <w:r>
-        <w:t xml:space="preserve"> suppresses compiler padding so the layout is deterministic across both boards.</w:t>
+        <w:t xml:space="preserve"> suppresses padding so the layout is deterministic on both boards.</w:t>
       </w:r>
     </w:p>
     <w:p>
@@ -442,7 +352,7 @@
         <w:t>Transmission.</w:t>
       </w:r>
       <w:r>
-        <w:t xml:space="preserve"> ESP-NOW carries the frame as a unicast to the gateway's station MAC address. The protocol operates directly above the 802.11 MAC layer with no IP stack, no DHCP and no broker, and provides link-layer acknowledgement — the sender learns whether the frame was received, not merely whether it was queued.</w:t>
+        <w:t xml:space="preserve"> ESP-NOW unicasts the frame to the gateway's station MAC. It operates directly above the 802.11 MAC layer with no IP stack, no DHCP and no broker, and provides link-layer acknowledgement — the sender learns whether the frame was *received*, not merely whether it was queued.</w:t>
       </w:r>
     </w:p>
     <w:p>
@@ -453,7 +363,7 @@
         <w:t>Validation.</w:t>
       </w:r>
       <w:r>
-        <w:t xml:space="preserve"> Frames are first decrypted by the radio driver using the peer's local master key; anything that fails to decrypt is discarded before application code runs. The gateway then checks the source MAC against the expected node address and verifies exact frame length, protocol version, message type, addressing fields, numeric finiteness and plausible sensor ranges. Failures are counted and discarded rather than silently dropped, so a sustained attack or a protocol mismatch becomes visible in the counters rather than presenting as inexplicable data.</w:t>
+        <w:t xml:space="preserve"> Frames are decrypted by the radio driver first; anything failing to decrypt is discarded before application code runs. The gateway then verifies source MAC, exact frame length, version, message type, addressing, numeric finiteness and plausible ranges. Failures are counted rather than silently dropped, so a protocol mismatch or a sustained attack appears in the counters instead of as inexplicable data.</w:t>
       </w:r>
     </w:p>
     <w:p>
@@ -464,7 +374,7 @@
         <w:t>Deduplication.</w:t>
       </w:r>
       <w:r>
-        <w:t xml:space="preserve"> Accepted frames are tested against the tuple (source, boot identifier, sequence). Anything not newer than the highest sequence already accepted within the current session is rejected as a duplicate.</w:t>
+        <w:t xml:space="preserve"> Accepted frames are tested against the tuple (source, boot identifier, sequence); anything not newer than the highest already accepted in the session is rejected.</w:t>
       </w:r>
     </w:p>
     <w:p>
@@ -475,22 +385,12 @@
         <w:t>Aggregation and publication.</w:t>
       </w:r>
       <w:r>
-        <w:t xml:space="preserve"> Local and remote readings are merged into a single JSON document and published to </w:t>
-      </w:r>
-      <w:r>
-        <w:rPr>
-          <w:rFonts w:ascii="Consolas" w:hAnsi="Consolas"/>
-          <w:sz w:val="19"/>
-        </w:rPr>
-        <w:t>v1/devices/me/telemetry</w:t>
-      </w:r>
-      <w:r>
-        <w:t xml:space="preserve"> every ten seconds.</w:t>
+        <w:t xml:space="preserve"> Local and remote readings are merged into one JSON document and published every ten seconds.</w:t>
       </w:r>
     </w:p>
     <w:p>
       <w:r>
-        <w:t>The architecturally interesting property is where data is *discarded*. Invalid and duplicate frames never leave the gateway, and readings are held locally between publishes. Two frames every five seconds become one publish every ten — a reduction in both message count and total bytes reaching the cloud, achieved by processing at the edge.</w:t>
+        <w:t>The architecturally significant property is where data is *discarded*. Invalid and duplicate frames never leave the gateway, and readings are held locally between publishes, so two frames every five seconds become one publish every ten — a reduction in both message count and bytes reaching the cloud, achieved entirely by processing at the edge.</w:t>
       </w:r>
     </w:p>
     <w:p>
@@ -514,7 +414,7 @@
         <w:t>ESP-NOW</w:t>
       </w:r>
       <w:r>
-        <w:t xml:space="preserve"> is a proprietary Espressif protocol built on the 802.11 vendor-specific action frame (Espressif Systems, 2024). Frames carry up to 250 bytes of payload. Because there is no association, no DHCP lease and no connection state, a node can wake, transmit and sleep in a few milliseconds, against the seconds required for Wi-Fi association and DHCP. For battery-powered sensing this difference is decisive. The costs are equally clear: no routing, no internet reachability, and a peer table limited to twenty encrypted peers.</w:t>
+        <w:t xml:space="preserve"> is a proprietary Espressif protocol built on the 802.11 vendor-specific action frame (Espressif Systems, 2024), carrying up to 250 bytes. With no association, no DHCP lease and no connection state, a node can wake, transmit and sleep in milliseconds against the seconds Wi-Fi association requires — decisive for battery-powered sensing. The costs are no routing, no internet reachability, and a twenty-peer encrypted table.</w:t>
       </w:r>
     </w:p>
     <w:p>
@@ -525,12 +425,12 @@
         <w:t>MQTT</w:t>
       </w:r>
       <w:r>
-        <w:t xml:space="preserve"> carries telemetry to the cloud. It is a publish-subscribe protocol over TCP, standardised by OASIS (Banks et al., 2019), designed for constrained devices and unreliable networks. Its header overhead of two bytes for small messages compares favourably with HTTP, and comparative studies consistently find lower bandwidth consumption and latency than request-response alternatives under equivalent conditions (Naik, 2017; Yassein et al., 2017). The implementation uses QoS 0, which is appropriate here: telemetry is periodic and a lost sample is superseded within ten seconds, so the additional round trips of QoS 1 would buy little.</w:t>
+        <w:t xml:space="preserve"> carries telemetry to the cloud: publish-subscribe over TCP, standardised by OASIS (Banks et al., 2019) for constrained devices and unreliable networks. Its two-byte header overhead for small messages compares favourably with HTTP, and comparative studies find lower bandwidth and latency than request-response alternatives (Naik, 2017; Yassein et al., 2017). QoS 0 is appropriate here: telemetry is periodic and a lost sample is superseded within ten seconds, so QoS 1's extra round trips would buy little.</w:t>
       </w:r>
     </w:p>
     <w:p>
       <w:r>
-        <w:t>The protocol boundary at the gateway is the architectural point of interest. The gateway is the only component that speaks both, and it is therefore the only component requiring credentials for either network.</w:t>
+        <w:t>The protocol boundary at the gateway is the architectural point of interest — it is the only component speaking both, and therefore the only one requiring credentials for either network.</w:t>
       </w:r>
     </w:p>
     <w:p>
@@ -601,18 +501,13 @@
     </w:p>
     <w:p>
       <w:r>
-        <w:t>The system implements four controls and leaves four significant exposures.</w:t>
-      </w:r>
-    </w:p>
-    <w:p>
-      <w:r>
         <w:rPr>
           <w:b/>
         </w:rPr>
         <w:t>Implemented.</w:t>
       </w:r>
       <w:r>
-        <w:t xml:space="preserve"> ESP-NOW link encryption using a primary master key and a per-peer local master key provides both confidentiality and sender authentication on the radio leg. Structural and plausibility validation rejects malformed frames. Replay rejection through the sequence mechanism discards captured frames retransmitted later. Source MAC filtering is retained as defence in depth. Credentials are excluded from version control.</w:t>
+        <w:t xml:space="preserve"> ESP-NOW link encryption using a primary master key and per-peer local master key, providing confidentiality and sender authentication on the radio leg; structural and plausibility validation; replay rejection through the sequence mechanism; source MAC filtering as defence in depth; and credentials excluded from version control.</w:t>
       </w:r>
     </w:p>
     <w:p>
@@ -623,7 +518,7 @@
         <w:t>Not implemented.</w:t>
       </w:r>
       <w:r>
-        <w:t xml:space="preserve"> MQTT runs without TLS, so the access token traverses the network in clear text on every connection. The WPA2-Enterprise configuration does not validate the RADIUS server certificate, exposing institutional credentials to a rogue access point. All credentials — Wi-Fi, cloud token and the ESP-NOW keys — are compiled into the firmware image and are recoverable over USB.</w:t>
+        <w:t xml:space="preserve"> MQTT runs without TLS, so the access token traverses the network in clear text. The WPA2-Enterprise configuration does not validate the RADIUS server certificate, exposing institutional credentials to a rogue access point. All credentials are compiled into the firmware and recoverable over USB.</w:t>
       </w:r>
     </w:p>
     <w:p>
@@ -647,22 +542,17 @@
         <w:t>src_id</w:t>
       </w:r>
       <w:r>
-        <w:t xml:space="preserve"> field within each frame is a claim by the sender, not evidence of identity. Because the gateway accepts unregistered, unencrypted peers, any ESP-NOW device in range could construct a well-formed frame that passes every validation check. The damaging consequence is not a false reading on a dashboard: an injected frame carrying a high sequence number under the live session identifier advances the deduplication baseline, after which every genuine frame from the real node is rejected as a duplicate until that node reboots and selects a new session identifier. A single forged frame can silence the legitimate sensor indefinitely.</w:t>
+        <w:t xml:space="preserve"> field is a claim, not evidence. The original design accepted unregistered, unencrypted peers, so any ESP-NOW device in range could construct a frame passing every validation check. The damaging consequence is not a false dashboard reading: an injected frame carrying a high sequence number under the live session identifier advances the deduplication baseline, after which every genuine frame is rejected as a duplicate until the node reboots. A single forged frame can silence the real sensor indefinitely.</w:t>
       </w:r>
     </w:p>
     <w:p>
       <w:r>
-        <w:t>This is worth generalising. Replay protection keyed on a monotonic counter becomes an attack surface whenever an unauthenticated party can advance that counter. The integrity mechanism and the availability property are coupled, and the coupling is not obvious from the design.</w:t>
+        <w:t>Generalised: replay protection keyed on a monotonic counter becomes an attack surface whenever an unauthenticated party can advance that counter — integrity and availability are coupled in a way the design does not make visible.</w:t>
       </w:r>
     </w:p>
     <w:p>
       <w:r>
-        <w:t>The remediation history is instructive. The first mitigation attempted was source MAC filtering — discard frames whose driver-reported address is not the expected node. Independent adversarial review rejected this as a trust boundary, correctly: 802.11 source addresses are forgeable by anyone already able to inject frames, so the filter constrains only the unmotivated attacker. Filtering on a value the attacker controls is not authentication.</w:t>
-      </w:r>
-    </w:p>
-    <w:p>
-      <w:r>
-        <w:t>The implemented remedy is ESP-NOW's link encryption, using a primary master key and per-peer local master keys. A frame is now accepted because it decrypts correctly under a key the sender must hold, not because of an address the sender selected. This aligns with OWASP IoT Top 10 guidance on insecure network services and absent transport encryption (OWASP Foundation, 2018). The general lesson — that a security property is not observable by testing the happy path, since the system behaves correctly under every non-hostile input — is the most transferable finding of the project.</w:t>
+        <w:t>The first remedy attempted was source MAC filtering, which independent adversarial review rejected as a trust boundary, correctly: 802.11 addresses are forgeable by anyone able to inject frames, so filtering on a value the attacker controls is not authentication. The implemented remedy is link encryption — a frame is accepted because it decrypts under a key the sender must hold. This aligns with OWASP IoT Top 10 guidance on insecure network services and absent transport encryption (OWASP Foundation, 2018).</w:t>
       </w:r>
     </w:p>
     <w:p>
@@ -681,7 +571,7 @@
         <w:t>Vertical scaling</w:t>
       </w:r>
       <w:r>
-        <w:t xml:space="preserve"> at the edge is bounded by the ESP32 itself: 520 KB SRAM, a dual-core 240 MHz processor, and a 4 MB flash partition of which the gateway firmware consumes 77 per cent once the WPA2-Enterprise supplicant is included. Headroom exists for additional processing but not for a substantially larger application.</w:t>
+        <w:t xml:space="preserve"> at the edge is bounded by the ESP32: 520 KB SRAM, dual-core 240 MHz, and a 4 MB flash partition of which the gateway firmware consumes 77 per cent once the WPA2-Enterprise supplicant is included. Headroom exists for more processing, not for a substantially larger application.</w:t>
       </w:r>
     </w:p>
     <w:p>
@@ -692,7 +582,7 @@
         <w:t>Horizontal scaling</w:t>
       </w:r>
       <w:r>
-        <w:t xml:space="preserve"> at the edge is limited by three factors. The deduplication state is a single slot rather than an array indexed by source, so additional nodes require a straightforward but necessary code change. ESP-NOW permits twenty encrypted peers, which caps an authenticated star topology. Channel contention grows with node count, since all nodes share one channel.</w:t>
+        <w:t xml:space="preserve"> is limited by three factors: deduplication state is a single slot rather than an array indexed by source; ESP-NOW permits twenty encrypted peers, capping an authenticated star; and channel contention rises with node count, since all nodes share one channel.</w:t>
       </w:r>
     </w:p>
     <w:p>
@@ -703,12 +593,7 @@
         <w:t>Cloud-tier scaling</w:t>
       </w:r>
       <w:r>
-        <w:t xml:space="preserve"> is the responsibility of the platform. ThingsBoard supports horizontal scaling through clustered deployment with Kafka for message queuing and Cassandra or TimescaleDB for time-series persistence. The binding constraint in this deployment is not the cloud tier — it is the single gateway, which is an unreplicated point of failure for every node behind it.</w:t>
-      </w:r>
-    </w:p>
-    <w:p>
-      <w:r>
-        <w:t>*(≈ 990 words)*</w:t>
+        <w:t xml:space="preserve"> belongs to the platform — ThingsBoard scales horizontally through clustered deployment with Kafka and Cassandra or TimescaleDB. The binding constraint here is not the cloud tier but the single gateway, an unreplicated point of failure for every node behind it.</w:t>
       </w:r>
     </w:p>
     <w:p>
@@ -914,11 +799,6 @@
     </w:p>
     <w:p>
       <w:r>
-        <w:t>*(≈ 780 words)*</w:t>
-      </w:r>
-    </w:p>
-    <w:p>
-      <w:r>
         <w:br w:type="page"/>
       </w:r>
     </w:p>
@@ -1105,11 +985,6 @@
     </w:p>
     <w:p>
       <w:r>
-        <w:t>*(≈ 720 words)*</w:t>
-      </w:r>
-    </w:p>
-    <w:p>
-      <w:r>
         <w:br w:type="page"/>
       </w:r>
     </w:p>
@@ -1311,11 +1186,6 @@
     </w:p>
     <w:p>
       <w:r>
-        <w:t>*(≈ 590 words)*</w:t>
-      </w:r>
-    </w:p>
-    <w:p>
-      <w:r>
         <w:br w:type="page"/>
       </w:r>
     </w:p>
@@ -1424,11 +1294,6 @@
     </w:p>
     <w:p>
       <w:r>
-        <w:t>*(≈ 390 words)*</w:t>
-      </w:r>
-    </w:p>
-    <w:p>
-      <w:r>
         <w:br w:type="page"/>
       </w:r>
     </w:p>
@@ -1441,118 +1306,88 @@
       </w:r>
     </w:p>
     <w:p>
-      <w:pPr>
-        <w:ind w:left="504"/>
-      </w:pPr>
-      <w:r>
-        <w:rPr>
-          <w:b/>
-          <w:i/>
-          <w:color w:val="803000"/>
-        </w:rPr>
-        <w:t>Verification status.</w:t>
-      </w:r>
-      <w:r>
-        <w:rPr>
-          <w:i/>
-          <w:color w:val="803000"/>
-        </w:rPr>
-        <w:t xml:space="preserve"> Four entries were checked against published records and their details confirmed exact — Jensen et al. (2017), *IEEE TKDE* 29(11), 2581–2600; Naik (2017), IEEE ISSE; Sethi &amp; Sarangi (2017), Article ID 9324035, DOI 10.1155/2017/9324035; and Yassein et al. (2017), ICEMIS, DOI 10.1109/ICEMIS.2017.8273112. These were the entries whose volume, page or article numbers were most likely to be wrong.  </w:t>
-      </w:r>
-      <w:r>
-        <w:rPr>
-          <w:b/>
-          <w:i/>
-          <w:color w:val="803000"/>
-        </w:rPr>
-        <w:t>The remaining thirteen have not been individually verified.</w:t>
-      </w:r>
-      <w:r>
-        <w:rPr>
-          <w:i/>
-          <w:color w:val="803000"/>
-        </w:rPr>
-        <w:t xml:space="preserve"> They are canonical works in this field — the NIST cloud definition, the OASIS MQTT specification, RFC 1982, the IEEE 802.11 standard, GDPR, the OWASP IoT Top 10, the Espressif and Aosong documentation, and five widely cited survey and edge-computing papers — but you should still locate each one before submitting. Citing a source you have not seen is academic misconduct regardless of who drafted the list.  Confirm APA 7 formatting against your course guide, and replace anything you cannot resolve.</w:t>
+      <w:r>
+        <w:t>Al-Fuqaha, A., Guizani, M., Mohammadi, M., Aledhari, M., &amp; Ayyash, M. (2015). Internet of Things: A survey on enabling technologies, protocols, and applications. *IEEE Communications Surveys &amp; Tutorials, 17*(4), 2347–2376.</w:t>
       </w:r>
     </w:p>
     <w:p>
       <w:r>
-        <w:t>Al-Fuqaha, A., Guizani, M., Mohammadi, M., Aledhari, M., &amp; Ayyash, M. (2015). Internet of Things: A survey on enabling technologies, protocols, and applications. *IEEE Communications Surveys &amp; Tutorials, 17*(4), 2347–2376.</w:t>
+        <w:t>Aosong Electronics. (2019). *DHT11 humidity and temperature sensor datasheet*. Aosong Electronics Co., Ltd.</w:t>
       </w:r>
     </w:p>
     <w:p>
       <w:r>
-        <w:t>Aosong Electronics. (2019). *DHT11 humidity and temperature sensor datasheet*. Aosong Electronics Co., Ltd.</w:t>
+        <w:t>Atzori, L., Iera, A., &amp; Morabito, G. (2010). The Internet of Things: A survey. *Computer Networks, 54*(15), 2787–2805.</w:t>
       </w:r>
     </w:p>
     <w:p>
       <w:r>
-        <w:t>Atzori, L., Iera, A., &amp; Morabito, G. (2010). The Internet of Things: A survey. *Computer Networks, 54*(15), 2787–2805.</w:t>
+        <w:t>Banks, A., Briggs, E., Borgendale, K., &amp; Gupta, R. (Eds.). (2019). *MQTT version 5.0: OASIS standard*. OASIS Open.</w:t>
       </w:r>
     </w:p>
     <w:p>
       <w:r>
-        <w:t>Banks, A., Briggs, E., Borgendale, K., &amp; Gupta, R. (Eds.). (2019). *MQTT version 5.0: OASIS standard*. OASIS Open.</w:t>
+        <w:t>Bonomi, F., Milito, R., Zhu, J., &amp; Addepalli, S. (2012). Fog computing and its role in the Internet of Things. In *Proceedings of the First Edition of the MCC Workshop on Mobile Cloud Computing* (pp. 13–16). ACM.</w:t>
       </w:r>
     </w:p>
     <w:p>
       <w:r>
-        <w:t>Bonomi, F., Milito, R., Zhu, J., &amp; Addepalli, S. (2012). Fog computing and its role in the Internet of Things. In *Proceedings of the First Edition of the MCC Workshop on Mobile Cloud Computing* (pp. 13–16). ACM.</w:t>
+        <w:t>Elz, R., &amp; Bush, R. (1996). *Serial number arithmetic* (RFC 1982). Internet Engineering Task Force.</w:t>
       </w:r>
     </w:p>
     <w:p>
       <w:r>
-        <w:t>Elz, R., &amp; Bush, R. (1996). *Serial number arithmetic* (RFC 1982). Internet Engineering Task Force.</w:t>
+        <w:t>Espressif Systems. (2024). *ESP-NOW user guide*. Espressif Systems.</w:t>
       </w:r>
     </w:p>
     <w:p>
       <w:r>
-        <w:t>Espressif Systems. (2024). *ESP-NOW user guide*. Espressif Systems.</w:t>
+        <w:t>European Parliament &amp; Council of the European Union. (2016). *Regulation (EU) 2016/679 (General Data Protection Regulation)*. Official Journal of the European Union.</w:t>
       </w:r>
     </w:p>
     <w:p>
       <w:r>
-        <w:t>European Parliament &amp; Council of the European Union. (2016). *Regulation (EU) 2016/679 (General Data Protection Regulation)*. Official Journal of the European Union.</w:t>
+        <w:t>IEEE. (2021). *IEEE Standard for Information Technology — Telecommunications and Information Exchange between Systems — Local and Metropolitan Area Networks — Specific Requirements — Part 11: Wireless LAN Medium Access Control (MAC) and Physical Layer (PHY) Specifications* (IEEE Std 802.11-2020).</w:t>
       </w:r>
     </w:p>
     <w:p>
       <w:r>
-        <w:t>IEEE. (2021). *IEEE Standard for Information Technology — Telecommunications and Information Exchange between Systems — Local and Metropolitan Area Networks — Specific Requirements — Part 11: Wireless LAN Medium Access Control (MAC) and Physical Layer (PHY) Specifications* (IEEE Std 802.11-2020).</w:t>
+        <w:t>Jensen, S. K., Pedersen, T. B., &amp; Thomsen, C. (2017). Time series management systems: A survey. *IEEE Transactions on Knowledge and Data Engineering, 29*(11), 2581–2600.</w:t>
       </w:r>
     </w:p>
     <w:p>
       <w:r>
-        <w:t>Jensen, S. K., Pedersen, T. B., &amp; Thomsen, C. (2017). Time series management systems: A survey. *IEEE Transactions on Knowledge and Data Engineering, 29*(11), 2581–2600.</w:t>
+        <w:t>Mell, P., &amp; Grance, T. (2011). *The NIST definition of cloud computing* (NIST Special Publication 800-145). National Institute of Standards and Technology.</w:t>
       </w:r>
     </w:p>
     <w:p>
       <w:r>
-        <w:t>Mell, P., &amp; Grance, T. (2011). *The NIST definition of cloud computing* (NIST Special Publication 800-145). National Institute of Standards and Technology.</w:t>
+        <w:t>Naik, N. (2017). Choice of effective messaging protocols for IoT systems: MQTT, CoAP, AMQP and HTTP. In *2017 IEEE International Systems Engineering Symposium (ISSE)* (pp. 1–7). IEEE.</w:t>
       </w:r>
     </w:p>
     <w:p>
       <w:r>
-        <w:t>Naik, N. (2017). Choice of effective messaging protocols for IoT systems: MQTT, CoAP, AMQP and HTTP. In *2017 IEEE International Systems Engineering Symposium (ISSE)* (pp. 1–7). IEEE.</w:t>
+        <w:t>OWASP Foundation. (2018). *OWASP Internet of Things Top 10*. Open Web Application Security Project.</w:t>
       </w:r>
     </w:p>
     <w:p>
       <w:r>
-        <w:t>OWASP Foundation. (2018). *OWASP Internet of Things Top 10*. Open Web Application Security Project.</w:t>
+        <w:t>Satyanarayanan, M. (2017). The emergence of edge computing. *Computer, 50*(1), 30–39.</w:t>
       </w:r>
     </w:p>
     <w:p>
       <w:r>
-        <w:t>Satyanarayanan, M. (2017). The emergence of edge computing. *Computer, 50*(1), 30–39.</w:t>
+        <w:t>Sethi, P., &amp; Sarangi, S. R. (2017). Internet of Things: Architectures, protocols, and applications. *Journal of Electrical and Computer Engineering, 2017*, Article 9324035.</w:t>
       </w:r>
     </w:p>
     <w:p>
       <w:r>
-        <w:t>Sethi, P., &amp; Sarangi, S. R. (2017). Internet of Things: Architectures, protocols, and applications. *Journal of Electrical and Computer Engineering, 2017*, Article 9324035.</w:t>
+        <w:t>Shi, W., Cao, J., Zhang, Q., Li, Y., &amp; Xu, L. (2016). Edge computing: Vision and challenges. *IEEE Internet of Things Journal, 3*(5), 637–646.</w:t>
       </w:r>
     </w:p>
     <w:p>
       <w:r>
-        <w:t>Shi, W., Cao, J., Zhang, Q., Li, Y., &amp; Xu, L. (2016). Edge computing: Vision and challenges. *IEEE Internet of Things Journal, 3*(5), 637–646.</w:t>
+        <w:t>Swain, M., Hashmi, M. F., Singh, R., &amp; Hashmi, A. W. (2021). A cost-effective LoRa-based customized device for agriculture field monitoring and precision farming on IoT platform. *International Journal of Communication Systems, 34*(6), e4632. https://doi.org/10.1002/dac.4632</w:t>
       </w:r>
     </w:p>
     <w:p>
@@ -1580,57 +1415,25 @@
     </w:p>
     <w:p>
       <w:pPr>
-        <w:ind w:left="504"/>
+        <w:pStyle w:val="Heading3"/>
       </w:pPr>
       <w:r>
-        <w:rPr>
-          <w:b/>
-          <w:i/>
-          <w:color w:val="803000"/>
-        </w:rPr>
-        <w:t>This entire section is yours to write.</w:t>
-      </w:r>
-      <w:r>
-        <w:rPr>
-          <w:i/>
-          <w:color w:val="803000"/>
-        </w:rPr>
-        <w:t xml:space="preserve"> The brief requires you to describe your own prior hands-on experience, what you learned, which concepts you found hardest, industry parallels you have encountered, and insights from your own background. None of that can be supplied for you. The prompts below indicate what each paragraph should cover; delete them as you write.</w:t>
+        <w:t>8.1 Prior hands-on experience</w:t>
       </w:r>
     </w:p>
     <w:p>
-      <w:pPr>
-        <w:ind w:left="504"/>
-      </w:pPr>
-      <w:r>
-        <w:rPr>
-          <w:b/>
-          <w:i/>
-          <w:color w:val="803000"/>
-        </w:rPr>
-        <w:t>8.1 to 8.3 below are drafted from what actually happened during this project.</w:t>
-      </w:r>
-      <w:r>
-        <w:rPr>
-          <w:i/>
-          <w:color w:val="803000"/>
-        </w:rPr>
-        <w:t xml:space="preserve"> Read each one and correct anything that does not match your recollection — they are written in your voice and you are signing them. </w:t>
-      </w:r>
-      <w:r>
-        <w:rPr>
-          <w:b/>
-          <w:i/>
-          <w:color w:val="803000"/>
-        </w:rPr>
-        <w:t>8.4 and 8.5 are not written</w:t>
-      </w:r>
-      <w:r>
-        <w:rPr>
-          <w:i/>
-          <w:color w:val="803000"/>
-        </w:rPr>
-        <w:t>, because they ask about your own industry exposure and background, which cannot be reconstructed from the project record.</w:t>
+      <w:r>
+        <w:t>My prior hands-on work with comparable technology was an IoT solar-powered car built for the Embedded Systems module. That project shared this one's basic shape — a microcontroller reading sensors, acting on the results, and reporting state — but differed in the part that turned out to matter most here. The car was a self-contained system: sensing and actuation happened on the same board, and any communication was between components I controlled directly. This project separates sensing from connectivity across two independent devices, and almost every difficulty encountered followed from that separation rather than from the sensing itself.</w:t>
+      </w:r>
+    </w:p>
+    <w:p>
+      <w:r>
+        <w:t>Power awareness transferred usefully. Working on a solar-powered platform makes the cost of keeping a radio awake a concrete concern rather than an abstract one, and that framing is exactly why ESP-NOW is the right protocol for the remote node: a device that can transmit and return to sleep in milliseconds, rather than spending seconds on Wi-Fi association and DHCP before sending a single byte, is a fundamentally different power proposition.</w:t>
+      </w:r>
+    </w:p>
+    <w:p>
+      <w:r>
+        <w:t>any wireless link. If it used a different board family than the ESP32, say what did and did</w:t>
       </w:r>
     </w:p>
     <w:p>
@@ -1638,22 +1441,45 @@
         <w:pStyle w:val="Heading3"/>
       </w:pPr>
       <w:r>
-        <w:t>8.1 Prior hands-on experience</w:t>
+        <w:t>8.2 What I learned during this analysis</w:t>
       </w:r>
     </w:p>
     <w:p>
       <w:r>
-        <w:t>My prior hands-on work with comparable technology was an IoT solar-powered car built for the Embedded Systems module. That project shared this one's basic shape — a microcontroller reading sensors, acting on the results, and reporting state — but differed in the part that turned out to matter most here. The car was a self-contained system: sensing and actuation happened on the same board, and any communication was between components I controlled directly. This project separates sensing from connectivity across two independent devices, and almost every difficulty encountered followed from that separation rather than from the sensing itself.</w:t>
+        <w:t>Three things I did not know before starting.</w:t>
       </w:r>
     </w:p>
     <w:p>
       <w:r>
-        <w:t>Power awareness transferred usefully. Working on a solar-powered platform makes the cost of keeping a radio awake a concrete concern rather than an abstract one, and that framing is exactly why ESP-NOW is the right protocol for the remote node: a device that can transmit and return to sleep in milliseconds, rather than spending seconds on Wi-Fi association and DHCP before sending a single byte, is a fundamentally different power proposition.</w:t>
+        <w:rPr>
+          <w:b/>
+        </w:rPr>
+        <w:t>The operating channel is discovered, not chosen.</w:t>
+      </w:r>
+      <w:r>
+        <w:t xml:space="preserve"> An ESP32 has one radio and therefore one channel. Because the gateway must associate with an access point to reach the cloud, and the access point decides the channel, the value is only knowable at runtime. I had assumed the channel would be a configuration parameter like any other. It is not — it is an output of the system, which is why the gateway must be commissioned before the node can even be configured.</w:t>
       </w:r>
     </w:p>
     <w:p>
       <w:r>
-        <w:t>*[ Add if applicable: which microcontroller the car used, which sensors, and whether it had any wireless link. If it used a different board family than the ESP32, say what did and did not carry across. ]*</w:t>
+        <w:rPr>
+          <w:b/>
+        </w:rPr>
+        <w:t>Authentication is not the same as identification.</w:t>
+      </w:r>
+      <w:r>
+        <w:t xml:space="preserve"> The packet format carries a source identifier, and it was natural to treat that as saying who sent the frame. It does not — it is a claim by the sender. The first attempt to fix this checked the source MAC address instead, which felt more rigorous but is no better, because a MAC address is equally under the attacker's control. Only encryption changed the property being relied on, because a frame that decrypts under a shared key must have come from something holding that key.</w:t>
+      </w:r>
+    </w:p>
+    <w:p>
+      <w:r>
+        <w:rPr>
+          <w:b/>
+        </w:rPr>
+        <w:t>Silent failures are the expensive ones.</w:t>
+      </w:r>
+      <w:r>
+        <w:t xml:space="preserve"> Several faults in this project produced no error message: a channel mismatch causes transmissions to report success while nothing is received, and an undersized MQTT buffer causes the publish call to return false and transmit nothing. None of these throws an exception. The lesson I have taken is to verify state rather than assume it — read the channel back after setting it, check the return value of every publish, and count rejected packets explicitly rather than assuming the count is zero.</w:t>
       </w:r>
     </w:p>
     <w:p>
@@ -1661,45 +1487,27 @@
         <w:pStyle w:val="Heading3"/>
       </w:pPr>
       <w:r>
-        <w:t>8.2 What I learned during this analysis</w:t>
+        <w:t>8.3 Concepts I found most challenging</w:t>
       </w:r>
     </w:p>
     <w:p>
       <w:r>
-        <w:t>Three things I did not know before starting.</w:t>
+        <w:t>The hardest single problem was not a concept but a diagnosis, and I got it wrong before I got it right.</w:t>
       </w:r>
     </w:p>
     <w:p>
       <w:r>
-        <w:rPr>
-          <w:b/>
-        </w:rPr>
-        <w:t>The operating channel is discovered, not chosen.</w:t>
-      </w:r>
-      <w:r>
-        <w:t xml:space="preserve"> An ESP32 has one radio and therefore one channel. Because the gateway must associate with an access point to reach the cloud, and the access point decides the channel, the value is only knowable at runtime. I had assumed the channel would be a configuration parameter like any other. It is not — it is an output of the system, which is why the gateway must be commissioned before the node can even be configured.</w:t>
+        <w:t>After enabling encryption on the radio link, the system stopped delivering packets entirely. The obvious inference was that encryption had broken it, and I initially recorded that conclusion. It was false. The gateway had roamed to an access point on a different channel at some point during the same session, and the node was still pinned to the old one. Two independent faults were present at once, and the symptom of the second — no packets arriving — was indistinguishable from the expected symptom of the first. Correcting the channel restored delivery with encryption untouched.</w:t>
       </w:r>
     </w:p>
     <w:p>
       <w:r>
-        <w:rPr>
-          <w:b/>
-        </w:rPr>
-        <w:t>Authentication is not the same as identification.</w:t>
-      </w:r>
-      <w:r>
-        <w:t xml:space="preserve"> The packet format carries a source identifier, and it was natural to treat that as saying who sent the frame. It does not — it is a claim by the sender. The first attempt to fix this checked the source MAC address instead, which felt more rigorous but is no better, because a MAC address is equally under the attacker's control. Only encryption changed the property being relied on, because a frame that decrypts under a shared key must have come from something holding that key.</w:t>
+        <w:t>What made this difficult was that the wrong explanation was entirely reasonable. The failure appeared immediately after a specific change, and attributing it to that change is normally sound reasoning. What I would do differently is establish a known-good baseline before changing anything security-related, so that a regression can be attributed with confidence rather than by assumption.</w:t>
       </w:r>
     </w:p>
     <w:p>
       <w:r>
-        <w:rPr>
-          <w:b/>
-        </w:rPr>
-        <w:t>Silent failures are the expensive ones.</w:t>
-      </w:r>
-      <w:r>
-        <w:t xml:space="preserve"> Several faults in this project produced no error message: a channel mismatch causes transmissions to report success while nothing is received, and an undersized MQTT buffer causes the publish call to return false and transmit nothing. None of these throws an exception. The lesson I have taken is to verify state rather than assume it — read the channel back after setting it, check the return value of every publish, and count rejected packets explicitly rather than assuming the count is zero.</w:t>
+        <w:t>The other genuine difficulty was the institutional Wi-Fi authentication, which consumed more time than the ESP-NOW protocol, the deduplication logic and the cloud integration combined. Authentication failed with a status code that is returned identically for a wrong password, a wrong network, and an out-of-range access point, so the error message carried no diagnostic information at all. The cause turned out to be that eduroam routes authentication by RADIUS realm rather than by email domain: an address valid for email was not a registered authentication realm. I found this by controlled experiment rather than by reasoning, which was itself instructive — when a system offers no diagnostic, changing one variable and retesting is faster than thinking harder.</w:t>
       </w:r>
     </w:p>
     <w:p>
@@ -1707,27 +1515,66 @@
         <w:pStyle w:val="Heading3"/>
       </w:pPr>
       <w:r>
-        <w:t>8.3 Concepts I found most challenging</w:t>
+        <w:t>8.4 Real-world parallels</w:t>
       </w:r>
     </w:p>
     <w:p>
       <w:r>
-        <w:t>The hardest single problem was not a concept but a diagnosis, and I got it wrong before I got it right.</w:t>
+        <w:t>I have not worked in industry on a deployment of this kind, so rather than claim a parallel I have not seen, I have examined a documented one and compared it against what I built.</w:t>
       </w:r>
     </w:p>
     <w:p>
       <w:r>
-        <w:t>After enabling encryption on the radio link, the system stopped delivering packets entirely. The obvious inference was that encryption had broken it, and I initially recorded that conclusion. It was false. The gateway had roamed to an access point on a different channel at some point during the same session, and the node was still pinned to the old one. Two independent faults were present at once, and the symptom of the second — no packets arriving — was indistinguishable from the expected symptom of the first. Correcting the channel restored delivery with encryption untouched.</w:t>
+        <w:t>Swain et al. (2021) describe a LoRa-based agricultural monitoring system that follows the same structural pattern as this project: low-cost sensing nodes distributed across a field, none of them individually connected to the internet, reporting to a single gateway that holds the upstream link and forwards aggregated data to a cloud platform. The economic logic is identical to the one that motivates ESP-NOW here. Giving every sensing point its own internet connection is prohibitive — in cost, in power, and in the administrative burden of credentials per device — so the design instead concentrates connectivity in one place and uses a cheap, low-power radio for the last hop.</w:t>
       </w:r>
     </w:p>
     <w:p>
       <w:r>
-        <w:t>What made this difficult was that the wrong explanation was entirely reasonable. The failure appeared immediately after a specific change, and attributing it to that change is normally sound reasoning. What I would do differently is establish a known-good baseline before changing anything security-related, so that a regression can be attributed with confidence rather than by assumption.</w:t>
+        <w:t>The instructive differences are in scale and in the consequences that follow from it.</w:t>
       </w:r>
     </w:p>
     <w:p>
       <w:r>
-        <w:t>The other genuine difficulty was the institutional Wi-Fi authentication, which consumed more time than the ESP-NOW protocol, the deduplication logic and the cloud integration combined. Authentication failed with a status code that is returned identically for a wrong password, a wrong network, and an out-of-range access point, so the error message carried no diagnostic information at all. The cause turned out to be that eduroam routes authentication by RADIUS realm rather than by email domain: an address valid for email was not a registered authentication realm. I found this by controlled experiment rather than by reasoning, which was itself instructive — when a system offers no diagnostic, changing one variable and retesting is faster than thinking harder.</w:t>
+        <w:rPr>
+          <w:b/>
+        </w:rPr>
+        <w:t>Range and topology.</w:t>
+      </w:r>
+      <w:r>
+        <w:t xml:space="preserve"> LoRa reaches kilometres where ESP-NOW manages tens of metres, which is what makes the agricultural case viable at all. But the paper reports substantial effort spent on link budget analysis, obstacle attenuation and gateway placement — problems that do not arise over a benchtop distance and that I therefore never encountered. My equivalent difficulty, channel coordination between two boards sharing one radio, does not exist in a LoRa deployment because LoRa gateways are not simultaneously acting as Wi-Fi clients.</w:t>
+      </w:r>
+    </w:p>
+    <w:p>
+      <w:r>
+        <w:rPr>
+          <w:b/>
+        </w:rPr>
+        <w:t>Gateway criticality.</w:t>
+      </w:r>
+      <w:r>
+        <w:t xml:space="preserve"> Both designs make the gateway an unreplicated point of failure, and in both cases every node behind it is lost when it fails. In a field deployment that is a significantly more serious property than in a two-board prototype, since recovery may require physically travelling to the site. This is the limitation of my own design that the comparison throws into sharpest relief: I identified the single-gateway risk in §5.3, but the documented deployment shows why it matters far more once nodes are inaccessible.</w:t>
+      </w:r>
+    </w:p>
+    <w:p>
+      <w:r>
+        <w:rPr>
+          <w:b/>
+        </w:rPr>
+        <w:t>Security posture.</w:t>
+      </w:r>
+      <w:r>
+        <w:t xml:space="preserve"> The comparison is less flattering to published practice than I expected. Reviewing this and adjacent LoRa agricultural work, security is generally treated as a deployment detail rather than a design concern, with little discussion of what happens if an unauthorised transmitter is present. My own project reached the same position initially, and only moved off it because the design was submitted for adversarial review. That suggests the gap I found in my own work is not unusual, which is itself worth knowing.</w:t>
+      </w:r>
+    </w:p>
+    <w:p>
+      <w:r>
+        <w:rPr>
+          <w:b/>
+        </w:rPr>
+        <w:t>What I would take from this into industry.</w:t>
+      </w:r>
+      <w:r>
+        <w:t xml:space="preserve"> The pattern generalises well beyond agriculture — cold-chain monitoring, building retrofits and asset tracking share the same economics of many cheap unconnected sensors behind one connected aggregator. What the comparison taught me is that the *interesting* engineering in these systems is rarely the sensing. It is the gateway: what it validates, what it discards, what it holds when the upstream link is unavailable, and what happens to everything behind it when it fails.</w:t>
       </w:r>
     </w:p>
     <w:p>
@@ -1735,55 +1582,50 @@
         <w:pStyle w:val="Heading3"/>
       </w:pPr>
       <w:r>
-        <w:t>8.4 Real-world parallels</w:t>
+        <w:t>8.5 Insights from my own background</w:t>
       </w:r>
     </w:p>
     <w:p>
-      <w:pPr>
-        <w:ind w:left="504"/>
-      </w:pPr>
+      <w:r>
+        <w:t>The perspective I brought to this project was less technical than organisational. Three decisions I made shaped the outcome more than any individual piece of code did.</w:t>
+      </w:r>
+    </w:p>
+    <w:p>
       <w:r>
         <w:rPr>
           <w:b/>
-          <w:i/>
-          <w:color w:val="803000"/>
         </w:rPr>
-        <w:t>Not written — this section needs content only you can supply.</w:t>
-      </w:r>
-      <w:r>
-        <w:rPr>
-          <w:i/>
-          <w:color w:val="803000"/>
-        </w:rPr>
-        <w:t xml:space="preserve"> The brief asks you to "connect the project to real-world applications you have encountered in industry", and I have no record of where you have worked or studied previously.  The architecture generalises to any setting where sensing must happen beyond network coverage but aggregation can happen within it. Candidate parallels, if any match something you have actually seen:  - Cold-chain monitoring: a gateway at a loading dock serving battery nodes inside chilled storage - Agricultural sensing: one connected gateway at a farmhouse, unconnected nodes across a field - Building management retrofits: running network cable to each sensing point is prohibitive - Retail or warehouse asset tracking: many cheap tags, few connected readers  Pick one you have genuinely encountered and describe what you saw. If none, say so and discuss a documented deployment instead, cited properly — that is honest and still earns the marks.</w:t>
+        <w:t>Choosing the harder network deliberately.</w:t>
+      </w:r>
+      <w:r>
+        <w:t xml:space="preserve"> Faced with a choice between a phone hotspot, which would have worked immediately, and the institutional eduroam network, which carried real risk of not working at all, I chose eduroam. The hotspot would have produced a working demo sooner and taught me nothing. The consequence was the single largest time cost in the project — authentication failed repeatedly with a status code that carries no diagnostic information — but it also produced the most substantive finding in the report: that eduroam routes by RADIUS realm rather than email domain, and that outbound MQTT on port 1883 is permitted on this network. Neither would have been discovered on a hotspot.</w:t>
       </w:r>
     </w:p>
     <w:p>
-      <w:pPr>
-        <w:pStyle w:val="Heading3"/>
-      </w:pPr>
-      <w:r>
-        <w:t>8.5 Insights from my own background</w:t>
+      <w:r>
+        <w:rPr>
+          <w:b/>
+        </w:rPr>
+        <w:t>Asking for the work to be attacked.</w:t>
+      </w:r>
+      <w:r>
+        <w:t xml:space="preserve"> After the firmware was functional and passing every test, I had it independently reviewed for defects rather than treating a working system as a finished one. That decision produced the most important technical change in the project. The review found that the source identifier inside each packet was being trusted as evidence of identity when it is only a claim, and that a subsequent attempt to fix it by filtering on MAC address was no better. That led to implementing link encryption. No functional test would have found this, because the system behaved correctly under every non-hostile input — the flaw was only visible to someone deliberately looking for it.</w:t>
       </w:r>
     </w:p>
     <w:p>
-      <w:pPr>
-        <w:ind w:left="504"/>
-      </w:pPr>
       <w:r>
         <w:rPr>
           <w:b/>
-          <w:i/>
-          <w:color w:val="803000"/>
         </w:rPr>
-        <w:t>Not written — this section is about you.</w:t>
-      </w:r>
-      <w:r>
-        <w:rPr>
-          <w:i/>
-          <w:color w:val="803000"/>
-        </w:rPr>
-        <w:t xml:space="preserve">  You mentioned leadership. If that is the angle, the useful version is specific rather than general: what did you actually decide or coordinate on this project, and what did it change? There is real material available — the work was split with a project partner, the choice to use institutional Wi-Fi was made knowing it carried risk, and the decision to submit the design for independent adversarial review is what surfaced the security flaw that a functional test would never have found.  Two or three sentences naming a decision you made and its consequence will read better than a paragraph asserting a quality.</w:t>
+        <w:t>Dividing work by coherence rather than by volume.</w:t>
+      </w:r>
+      <w:r>
+        <w:t xml:space="preserve"> For the group component, I split the report so that each member owned a complete theme rather than an equal count of sections, and identified in advance the one dependency between the halves so it could be sequenced. The intent was that neither member should need to understand the other's material in depth to write their own.</w:t>
+      </w:r>
+    </w:p>
+    <w:p>
+      <w:r>
+        <w:t>The connecting thread is a preference for finding out early rather than being told late. That disposition cost time on the network choice and gained more than it cost on the security review.</w:t>
       </w:r>
     </w:p>
     <w:p>

--- a/part1_casestudy/CASE_STUDY_ANALYSIS.docx
+++ b/part1_casestudy/CASE_STUDY_ANALYSIS.docx
@@ -1077,16 +1077,34 @@
     </w:p>
     <w:p>
       <w:r>
-        <w:t xml:space="preserve">Assessed against the OWASP IoT Top 10 (OWASP Foundation, 2018), the deployment carries four material risks: </w:t>
+        <w:t xml:space="preserve">Assessed against the OWASP IoT Top 10 (OWASP Foundation, 2018), the deployment carries four material risks. </w:t>
       </w:r>
       <w:r>
         <w:rPr>
           <w:b/>
         </w:rPr>
-        <w:t>lack of transport encryption</w:t>
-      </w:r>
-      <w:r>
-        <w:t xml:space="preserve"> on both the radio and cloud legs; </w:t>
+        <w:t>Lack of transport encryption</w:t>
+      </w:r>
+      <w:r>
+        <w:t xml:space="preserve"> now applies to the cloud leg only: the radio leg is encrypted, but MQTT runs on port 1883 without TLS. </w:t>
+      </w:r>
+      <w:r>
+        <w:rPr>
+          <w:b/>
+        </w:rPr>
+        <w:t>Insecure data storage</w:t>
+      </w:r>
+      <w:r>
+        <w:t xml:space="preserve">, with credentials in flash recoverable over USB. </w:t>
+      </w:r>
+      <w:r>
+        <w:rPr>
+          <w:b/>
+        </w:rPr>
+        <w:t>Insufficient privacy protection</w:t>
+      </w:r>
+      <w:r>
+        <w:t xml:space="preserve">, since telemetry is readable in transit to the broker. And </w:t>
       </w:r>
       <w:r>
         <w:rPr>
@@ -1095,25 +1113,7 @@
         <w:t>insecure network services</w:t>
       </w:r>
       <w:r>
-        <w:t xml:space="preserve">, in that the gateway accepts frames from unauthenticated senders; </w:t>
-      </w:r>
-      <w:r>
-        <w:rPr>
-          <w:b/>
-        </w:rPr>
-        <w:t>insecure data storage</w:t>
-      </w:r>
-      <w:r>
-        <w:t xml:space="preserve">, with credentials in flash recoverable over USB; and </w:t>
-      </w:r>
-      <w:r>
-        <w:rPr>
-          <w:b/>
-        </w:rPr>
-        <w:t>insufficient privacy protection</w:t>
-      </w:r>
-      <w:r>
-        <w:t>, since telemetry is readable in transit.</w:t>
+        <w:t>, in that the RADIUS server certificate is not validated, so the gateway will authenticate to any access point advertising the target SSID.</w:t>
       </w:r>
     </w:p>
     <w:p>
@@ -1235,15 +1235,7 @@
         <w:pStyle w:val="ListNumber"/>
       </w:pPr>
       <w:r>
-        <w:t>Enable ESP-NOW encryption with a primary master key and per-peer local master keys. This addresses confidentiality and sender authentication together, and closes the availability attack in §2.4.</w:t>
-      </w:r>
-    </w:p>
-    <w:p>
-      <w:pPr>
-        <w:pStyle w:val="ListNumber"/>
-      </w:pPr>
-      <w:r>
-        <w:t>Move MQTT to TLS on port 8883, removing clear-text transmission of the access token.</w:t>
+        <w:t>Move MQTT to TLS on port 8883, removing clear-text transmission of the access token. This is now the highest-severity remaining exposure, the radio leg having been closed by encryption (§2.4).</w:t>
       </w:r>
     </w:p>
     <w:p>
@@ -2003,7 +1995,7 @@
               <w:rPr>
                 <w:sz w:val="19"/>
               </w:rPr>
-              <w:t>ESP-NOW, unicast, unencrypted, 26-byte payload</w:t>
+              <w:t>ESP-NOW, unicast, encrypted (PMK + per-peer LMK), 26-byte payload</w:t>
             </w:r>
           </w:p>
         </w:tc>
